--- a/tillsyn/A 1076-2025 tillsynsbegäran.docx
+++ b/tillsyn/A 1076-2025 tillsynsbegäran.docx
@@ -472,7 +472,7 @@
     <w:r>
       <w:tab/>
       <w:tab/>
-      <w:t>2025-01-10</w:t>
+      <w:t>2025-01-11</w:t>
       <w:br/>
       <w:br/>
     </w:r>

--- a/tillsyn/A 1076-2025 tillsynsbegäran.docx
+++ b/tillsyn/A 1076-2025 tillsynsbegäran.docx
@@ -472,7 +472,7 @@
     <w:r>
       <w:tab/>
       <w:tab/>
-      <w:t>2025-01-11</w:t>
+      <w:t>2025-01-12</w:t>
       <w:br/>
       <w:br/>
     </w:r>

--- a/tillsyn/A 1076-2025 tillsynsbegäran.docx
+++ b/tillsyn/A 1076-2025 tillsynsbegäran.docx
@@ -472,7 +472,7 @@
     <w:r>
       <w:tab/>
       <w:tab/>
-      <w:t>2025-01-12</w:t>
+      <w:t>2025-01-13</w:t>
       <w:br/>
       <w:br/>
     </w:r>

--- a/tillsyn/A 1076-2025 tillsynsbegäran.docx
+++ b/tillsyn/A 1076-2025 tillsynsbegäran.docx
@@ -472,7 +472,7 @@
     <w:r>
       <w:tab/>
       <w:tab/>
-      <w:t>2025-01-13</w:t>
+      <w:t>2025-01-14</w:t>
       <w:br/>
       <w:br/>
     </w:r>

--- a/tillsyn/A 1076-2025 tillsynsbegäran.docx
+++ b/tillsyn/A 1076-2025 tillsynsbegäran.docx
@@ -472,7 +472,7 @@
     <w:r>
       <w:tab/>
       <w:tab/>
-      <w:t>2025-01-14</w:t>
+      <w:t>2025-01-15</w:t>
       <w:br/>
       <w:br/>
     </w:r>

--- a/tillsyn/A 1076-2025 tillsynsbegäran.docx
+++ b/tillsyn/A 1076-2025 tillsynsbegäran.docx
@@ -199,7 +199,7 @@
     </w:p>
     <w:p>
       <w:r>
-        <w:t>Knärot är fridlyst enligt 8 och 15 §§ artskyddsförordningen och klassad som sårbar (VU) enligt rödlistan 2020. Knärot är beroende av hög och jämn luftfuktighet i gamla, ostörda skogsmiljöer och är känslig för snabba förändringar av ljus-/vindförhållanden eller uttorkning. På grund av ett alltför intensivt skogsbruk har den minskat med 40 (25–50) % under de senaste 60 åren och i framtiden bedöms minskningstakten uppgå till 30 (20–40) %. Till följd av att arten har en dokumenterat högre minskningstakt iförhållande till sin generationstid än vad som tidigare varit känt (data från Riksskogstaxeringen) höjdes den till hotkategori sårbar (VU) i rödlistan 2020 (SLU Artdatabanken, 2021).</w:t>
+        <w:t>Knärot är fridlyst enligt 8 och 15 §§ artskyddsförordningen och klassad som sårbar (VU) enligt rödlistan 2020. Knärot är beroende av hög och jämn luftfuktighet i gamla, ostörda skogsmiljöer och är känslig för snabba förändringar av ljus-/vindförhållanden eller uttorkning. På grund av ett alltför intensivt skogsbruk har den minskat med 40 (25–50) % under de senaste 60 åren och i framtiden bedöms minskningstakten uppgå till 30 (20–40) %. Till följd av att arten har en dokumenterat högre minskningstakt i förhållande till sin generationstid än vad som tidigare varit känt (data från Riksskogstaxeringen) höjdes den till hotkategori sårbar (VU) i rödlistan 2020 (SLU Artdatabanken, 2021).</w:t>
       </w:r>
     </w:p>
     <w:p>
@@ -472,7 +472,7 @@
     <w:r>
       <w:tab/>
       <w:tab/>
-      <w:t>2025-01-15</w:t>
+      <w:t>2025-01-16</w:t>
       <w:br/>
       <w:br/>
     </w:r>

--- a/tillsyn/A 1076-2025 tillsynsbegäran.docx
+++ b/tillsyn/A 1076-2025 tillsynsbegäran.docx
@@ -472,7 +472,7 @@
     <w:r>
       <w:tab/>
       <w:tab/>
-      <w:t>2025-01-16</w:t>
+      <w:t>2025-01-17</w:t>
       <w:br/>
       <w:br/>
     </w:r>

--- a/tillsyn/A 1076-2025 tillsynsbegäran.docx
+++ b/tillsyn/A 1076-2025 tillsynsbegäran.docx
@@ -472,7 +472,7 @@
     <w:r>
       <w:tab/>
       <w:tab/>
-      <w:t>2025-01-17</w:t>
+      <w:t>2025-01-18</w:t>
       <w:br/>
       <w:br/>
     </w:r>

--- a/tillsyn/A 1076-2025 tillsynsbegäran.docx
+++ b/tillsyn/A 1076-2025 tillsynsbegäran.docx
@@ -472,7 +472,7 @@
     <w:r>
       <w:tab/>
       <w:tab/>
-      <w:t>2025-01-18</w:t>
+      <w:t>2025-01-19</w:t>
       <w:br/>
       <w:br/>
     </w:r>

--- a/tillsyn/A 1076-2025 tillsynsbegäran.docx
+++ b/tillsyn/A 1076-2025 tillsynsbegäran.docx
@@ -472,7 +472,7 @@
     <w:r>
       <w:tab/>
       <w:tab/>
-      <w:t>2025-01-19</w:t>
+      <w:t>2025-01-20</w:t>
       <w:br/>
       <w:br/>
     </w:r>

--- a/tillsyn/A 1076-2025 tillsynsbegäran.docx
+++ b/tillsyn/A 1076-2025 tillsynsbegäran.docx
@@ -472,7 +472,7 @@
     <w:r>
       <w:tab/>
       <w:tab/>
-      <w:t>2025-01-30</w:t>
+      <w:t>2025-01-31</w:t>
       <w:br/>
       <w:br/>
     </w:r>

--- a/tillsyn/A 1076-2025 tillsynsbegäran.docx
+++ b/tillsyn/A 1076-2025 tillsynsbegäran.docx
@@ -472,7 +472,7 @@
     <w:r>
       <w:tab/>
       <w:tab/>
-      <w:t>2025-01-31</w:t>
+      <w:t>2025-02-02</w:t>
       <w:br/>
       <w:br/>
     </w:r>

--- a/tillsyn/A 1076-2025 tillsynsbegäran.docx
+++ b/tillsyn/A 1076-2025 tillsynsbegäran.docx
@@ -472,7 +472,7 @@
     <w:r>
       <w:tab/>
       <w:tab/>
-      <w:t>2025-02-02</w:t>
+      <w:t>2025-02-03</w:t>
       <w:br/>
       <w:br/>
     </w:r>

--- a/tillsyn/A 1076-2025 tillsynsbegäran.docx
+++ b/tillsyn/A 1076-2025 tillsynsbegäran.docx
@@ -472,7 +472,7 @@
     <w:r>
       <w:tab/>
       <w:tab/>
-      <w:t>2025-02-03</w:t>
+      <w:t>2025-02-04</w:t>
       <w:br/>
       <w:br/>
     </w:r>

--- a/tillsyn/A 1076-2025 tillsynsbegäran.docx
+++ b/tillsyn/A 1076-2025 tillsynsbegäran.docx
@@ -472,7 +472,7 @@
     <w:r>
       <w:tab/>
       <w:tab/>
-      <w:t>2025-02-04</w:t>
+      <w:t>2025-02-05</w:t>
       <w:br/>
       <w:br/>
     </w:r>

--- a/tillsyn/A 1076-2025 tillsynsbegäran.docx
+++ b/tillsyn/A 1076-2025 tillsynsbegäran.docx
@@ -472,7 +472,7 @@
     <w:r>
       <w:tab/>
       <w:tab/>
-      <w:t>2025-02-05</w:t>
+      <w:t>2025-02-06</w:t>
       <w:br/>
       <w:br/>
     </w:r>

--- a/tillsyn/A 1076-2025 tillsynsbegäran.docx
+++ b/tillsyn/A 1076-2025 tillsynsbegäran.docx
@@ -472,7 +472,7 @@
     <w:r>
       <w:tab/>
       <w:tab/>
-      <w:t>2025-02-06</w:t>
+      <w:t>2025-02-07</w:t>
       <w:br/>
       <w:br/>
     </w:r>

--- a/tillsyn/A 1076-2025 tillsynsbegäran.docx
+++ b/tillsyn/A 1076-2025 tillsynsbegäran.docx
@@ -472,7 +472,7 @@
     <w:r>
       <w:tab/>
       <w:tab/>
-      <w:t>2025-02-07</w:t>
+      <w:t>2025-02-08</w:t>
       <w:br/>
       <w:br/>
     </w:r>

--- a/tillsyn/A 1076-2025 tillsynsbegäran.docx
+++ b/tillsyn/A 1076-2025 tillsynsbegäran.docx
@@ -472,7 +472,7 @@
     <w:r>
       <w:tab/>
       <w:tab/>
-      <w:t>2025-02-08</w:t>
+      <w:t>2025-02-09</w:t>
       <w:br/>
       <w:br/>
     </w:r>

--- a/tillsyn/A 1076-2025 tillsynsbegäran.docx
+++ b/tillsyn/A 1076-2025 tillsynsbegäran.docx
@@ -35,7 +35,7 @@
     </w:p>
     <w:p>
       <w:r>
-        <w:t>I avverkningsanmälan har följande 3 naturvårdsarter hittats: knärot (VU, §8), motaggsvamp (NT) och grönpyrola (S). Av dessa är 2 rödlistade. För rödlistade arter har rödlistekategorin angivits inom parentes. Arter som är signalarter enligt Skogsstyrelsen har markerats med (S). För fridlysta arter anges även paragrafen i Artskyddsförordningen som arten är fridlyst enligt.</w:t>
+        <w:t>I avverkningsanmälan har följande 5 naturvårdsarter hittats: knärot (VU, §8), motaggsvamp (NT), spillkråka (NT, §4), grönpyrola (S) och blåsippa (§9). Av dessa är 3 rödlistade. För rödlistade arter har rödlistekategorin angivits inom parentes. Arter som är signalarter enligt Skogsstyrelsen har markerats med (S). För fridlysta arter anges även paragrafen i Artskyddsförordningen som arten är fridlyst enligt.</w:t>
       </w:r>
     </w:p>
     <w:p>
@@ -100,7 +100,21 @@
     </w:p>
     <w:p>
       <w:r>
-        <w:t>Följande fridlysta arter har sina livsmiljöer och växtplatser i den avverkningsanmälda skogen: knärot (VU, §8).</w:t>
+        <w:t>Följande fridlysta arter har sina livsmiljöer och växtplatser i den avverkningsanmälda skogen: knärot (VU, §8), spillkråka (NT, §4) och blåsippa (§9).</w:t>
+      </w:r>
+    </w:p>
+    <w:p>
+      <w:r>
+        <w:t xml:space="preserve">Observera att medlemsländerna är skyldiga att agera i enlighet med EU:s fågeldirektiv där det uttryckligen står att direktivet gäller för fåglar samt för deras ägg, bon och </w:t>
+      </w:r>
+      <w:r>
+        <w:rPr>
+          <w:b/>
+        </w:rPr>
+        <w:t xml:space="preserve">livsmiljöer </w:t>
+      </w:r>
+      <w:r>
+        <w:t>(artikel 1). Vidare att de åtgärder som vidtas inte får leda till en försämring av den nuvarande situationen beträffande bevarandet av de fågelarter som avses i artikel 1 (artikel 13). Fågeldirektivet är styrande för tillsynsansvariga myndigheters ärendehantering, ställningstaganden och beslutsfattande.</w:t>
       </w:r>
     </w:p>
     <w:p>
@@ -116,7 +130,7 @@
     </w:p>
     <w:p>
       <w:r>
-        <w:t>I det avverkningsanmälda området finns 7 fyndplatser för knärot registrerade på Artportalen. Figur 2 visar gränserna för buffertzoner på 50 m, som behöver lämnas kring fyndplatserna för att knärotslokalerna inte ska försvinna vid en avverkning. Av det avverkningsanmälda området överlappar 1.54 ha med buffertzonerna och får av detta skäl inte avverkas.</w:t>
+        <w:t>I det avverkningsanmälda området finns 13 fyndplatser för knärot registrerade på Artportalen. Figur 2 visar gränserna för buffertzoner på 50 m, som behöver lämnas kring fyndplatserna för att knärotslokalerna inte ska försvinna vid en avverkning. Av det avverkningsanmälda området överlappar 1.93 ha med buffertzonerna och får av detta skäl inte avverkas.</w:t>
       </w:r>
     </w:p>
     <w:p>
@@ -170,6 +184,17 @@
       <w:pPr>
         <w:pStyle w:val="Caption"/>
       </w:pPr>
+    </w:p>
+    <w:p>
+      <w:r>
+        <w:rPr>
+          <w:b/>
+        </w:rPr>
+        <w:t>Spillkråka (NT, §4)</w:t>
+      </w:r>
+      <w:r>
+        <w:t xml:space="preserve"> är rödlistad som nära hotad och ingår i bilaga 1 i EU:s fågeldirektiv. Den minskar i population på grund av minskad tillgång på lämpliga bo- och födoträd och minskad födotillgång. Spillkråkans minskningstakt har uppgått till 19 (24–10) % under de senaste 15 åren. Minskningstakten för den svenska populationen bedöms vara nära gränsvärdet för Sårbar (VU) (A2bc). Skogsbruk med korta omloppstider och täta, homogena ungskogar utgör det största hotet, (SLU Artdatabanken, 2023).</w:t>
+      </w:r>
     </w:p>
     <w:p>
       <w:r>
@@ -344,6 +369,46 @@
         <w:t>SLU Artdatabanken, Uppsala</w:t>
       </w:r>
     </w:p>
+    <w:p>
+      <w:pPr>
+        <w:pStyle w:val="Heading1"/>
+      </w:pPr>
+      <w:r>
+        <w:t>Spillkråka – ekologi samt krav på livsmiljön</w:t>
+      </w:r>
+    </w:p>
+    <w:p>
+      <w:r>
+        <w:t>Spillkråka (NT) är rödlistad som nära hotad, fridlyst enligt §4 Artskyddsförordningen och ingår i bilaga 1 i EU:s fågeldirektiv. Spillkråka lever i både barr- och blandskog liksom i ren lövskog. De tätaste populationerna tenderar att finnas i äldre, variationsrik blandskog med gott om död ved och gamla träd.</w:t>
+      </w:r>
+    </w:p>
+    <w:p>
+      <w:r>
+        <w:t>Varje par utnyttjar 400–1000 hektar skog beroende på skogens kvalitet. En minskning av populationen pågår på grund av minskad tillgång på lämpliga bo- och födoträd och minskad födotillgång. Spillkråkans minskningstakt har uppgått till 19 (24–10) % under de senaste 15 åren. Minskningstakten för den svenska populationen bedöms vara nära gränsvärdet för Sårbar (VU) (A2bc). Skogsbruk med korta omloppstider och täta, homogena ungskogar utgör det största hotet (Artdatabanken 2023).</w:t>
+      </w:r>
+    </w:p>
+    <w:p>
+      <w:pPr>
+        <w:pStyle w:val="Heading2"/>
+      </w:pPr>
+      <w:r>
+        <w:t>Referenser – spillkråka</w:t>
+      </w:r>
+    </w:p>
+    <w:p>
+      <w:r>
+        <w:t xml:space="preserve">SLU Artdatabanken, 2021. </w:t>
+      </w:r>
+      <w:r>
+        <w:rPr>
+          <w:i/>
+        </w:rPr>
+        <w:t xml:space="preserve">Artfaktablad. Naturvård – artfakta. </w:t>
+      </w:r>
+      <w:r>
+        <w:t>SLU Artdatabanken, Uppsala</w:t>
+      </w:r>
+    </w:p>
     <w:sectPr>
       <w:headerReference w:type="even" r:id="rId8"/>
       <w:headerReference w:type="default" r:id="rId9"/>
@@ -472,7 +537,7 @@
     <w:r>
       <w:tab/>
       <w:tab/>
-      <w:t>2025-02-09</w:t>
+      <w:t>2025-02-10</w:t>
       <w:br/>
       <w:br/>
     </w:r>

--- a/tillsyn/A 1076-2025 tillsynsbegäran.docx
+++ b/tillsyn/A 1076-2025 tillsynsbegäran.docx
@@ -537,7 +537,7 @@
     <w:r>
       <w:tab/>
       <w:tab/>
-      <w:t>2025-02-10</w:t>
+      <w:t>2025-02-11</w:t>
       <w:br/>
       <w:br/>
     </w:r>

--- a/tillsyn/A 1076-2025 tillsynsbegäran.docx
+++ b/tillsyn/A 1076-2025 tillsynsbegäran.docx
@@ -537,7 +537,7 @@
     <w:r>
       <w:tab/>
       <w:tab/>
-      <w:t>2025-02-11</w:t>
+      <w:t>2025-02-12</w:t>
       <w:br/>
       <w:br/>
     </w:r>

--- a/tillsyn/A 1076-2025 tillsynsbegäran.docx
+++ b/tillsyn/A 1076-2025 tillsynsbegäran.docx
@@ -537,7 +537,7 @@
     <w:r>
       <w:tab/>
       <w:tab/>
-      <w:t>2025-02-12</w:t>
+      <w:t>2025-02-13</w:t>
       <w:br/>
       <w:br/>
     </w:r>

--- a/tillsyn/A 1076-2025 tillsynsbegäran.docx
+++ b/tillsyn/A 1076-2025 tillsynsbegäran.docx
@@ -537,7 +537,7 @@
     <w:r>
       <w:tab/>
       <w:tab/>
-      <w:t>2025-02-13</w:t>
+      <w:t>2025-02-14</w:t>
       <w:br/>
       <w:br/>
     </w:r>

--- a/tillsyn/A 1076-2025 tillsynsbegäran.docx
+++ b/tillsyn/A 1076-2025 tillsynsbegäran.docx
@@ -537,7 +537,7 @@
     <w:r>
       <w:tab/>
       <w:tab/>
-      <w:t>2025-02-14</w:t>
+      <w:t>2025-02-15</w:t>
       <w:br/>
       <w:br/>
     </w:r>

--- a/tillsyn/A 1076-2025 tillsynsbegäran.docx
+++ b/tillsyn/A 1076-2025 tillsynsbegäran.docx
@@ -537,7 +537,7 @@
     <w:r>
       <w:tab/>
       <w:tab/>
-      <w:t>2025-02-15</w:t>
+      <w:t>2025-02-16</w:t>
       <w:br/>
       <w:br/>
     </w:r>

--- a/tillsyn/A 1076-2025 tillsynsbegäran.docx
+++ b/tillsyn/A 1076-2025 tillsynsbegäran.docx
@@ -537,7 +537,7 @@
     <w:r>
       <w:tab/>
       <w:tab/>
-      <w:t>2025-02-16</w:t>
+      <w:t>2025-02-17</w:t>
       <w:br/>
       <w:br/>
     </w:r>

--- a/tillsyn/A 1076-2025 tillsynsbegäran.docx
+++ b/tillsyn/A 1076-2025 tillsynsbegäran.docx
@@ -537,7 +537,7 @@
     <w:r>
       <w:tab/>
       <w:tab/>
-      <w:t>2025-02-17</w:t>
+      <w:t>2025-02-18</w:t>
       <w:br/>
       <w:br/>
     </w:r>

--- a/tillsyn/A 1076-2025 tillsynsbegäran.docx
+++ b/tillsyn/A 1076-2025 tillsynsbegäran.docx
@@ -537,7 +537,7 @@
     <w:r>
       <w:tab/>
       <w:tab/>
-      <w:t>2025-02-18</w:t>
+      <w:t>2025-02-19</w:t>
       <w:br/>
       <w:br/>
     </w:r>

--- a/tillsyn/A 1076-2025 tillsynsbegäran.docx
+++ b/tillsyn/A 1076-2025 tillsynsbegäran.docx
@@ -537,7 +537,7 @@
     <w:r>
       <w:tab/>
       <w:tab/>
-      <w:t>2025-02-19</w:t>
+      <w:t>2025-02-20</w:t>
       <w:br/>
       <w:br/>
     </w:r>

--- a/tillsyn/A 1076-2025 tillsynsbegäran.docx
+++ b/tillsyn/A 1076-2025 tillsynsbegäran.docx
@@ -537,7 +537,7 @@
     <w:r>
       <w:tab/>
       <w:tab/>
-      <w:t>2025-02-20</w:t>
+      <w:t>2025-02-21</w:t>
       <w:br/>
       <w:br/>
     </w:r>

--- a/tillsyn/A 1076-2025 tillsynsbegäran.docx
+++ b/tillsyn/A 1076-2025 tillsynsbegäran.docx
@@ -537,7 +537,7 @@
     <w:r>
       <w:tab/>
       <w:tab/>
-      <w:t>2025-02-21</w:t>
+      <w:t>2025-02-22</w:t>
       <w:br/>
       <w:br/>
     </w:r>

--- a/tillsyn/A 1076-2025 tillsynsbegäran.docx
+++ b/tillsyn/A 1076-2025 tillsynsbegäran.docx
@@ -537,7 +537,7 @@
     <w:r>
       <w:tab/>
       <w:tab/>
-      <w:t>2025-02-22</w:t>
+      <w:t>2025-02-23</w:t>
       <w:br/>
       <w:br/>
     </w:r>

--- a/tillsyn/A 1076-2025 tillsynsbegäran.docx
+++ b/tillsyn/A 1076-2025 tillsynsbegäran.docx
@@ -537,7 +537,7 @@
     <w:r>
       <w:tab/>
       <w:tab/>
-      <w:t>2025-02-23</w:t>
+      <w:t>2025-02-24</w:t>
       <w:br/>
       <w:br/>
     </w:r>

--- a/tillsyn/A 1076-2025 tillsynsbegäran.docx
+++ b/tillsyn/A 1076-2025 tillsynsbegäran.docx
@@ -537,7 +537,7 @@
     <w:r>
       <w:tab/>
       <w:tab/>
-      <w:t>2025-02-24</w:t>
+      <w:t>2025-02-25</w:t>
       <w:br/>
       <w:br/>
     </w:r>

--- a/tillsyn/A 1076-2025 tillsynsbegäran.docx
+++ b/tillsyn/A 1076-2025 tillsynsbegäran.docx
@@ -537,7 +537,7 @@
     <w:r>
       <w:tab/>
       <w:tab/>
-      <w:t>2025-02-25</w:t>
+      <w:t>2025-02-26</w:t>
       <w:br/>
       <w:br/>
     </w:r>

--- a/tillsyn/A 1076-2025 tillsynsbegäran.docx
+++ b/tillsyn/A 1076-2025 tillsynsbegäran.docx
@@ -537,7 +537,7 @@
     <w:r>
       <w:tab/>
       <w:tab/>
-      <w:t>2025-02-26</w:t>
+      <w:t>2025-02-27</w:t>
       <w:br/>
       <w:br/>
     </w:r>

--- a/tillsyn/A 1076-2025 tillsynsbegäran.docx
+++ b/tillsyn/A 1076-2025 tillsynsbegäran.docx
@@ -537,7 +537,7 @@
     <w:r>
       <w:tab/>
       <w:tab/>
-      <w:t>2025-02-27</w:t>
+      <w:t>2025-02-28</w:t>
       <w:br/>
       <w:br/>
     </w:r>

--- a/tillsyn/A 1076-2025 tillsynsbegäran.docx
+++ b/tillsyn/A 1076-2025 tillsynsbegäran.docx
@@ -537,7 +537,7 @@
     <w:r>
       <w:tab/>
       <w:tab/>
-      <w:t>2025-02-28</w:t>
+      <w:t>2025-03-01</w:t>
       <w:br/>
       <w:br/>
     </w:r>

--- a/tillsyn/A 1076-2025 tillsynsbegäran.docx
+++ b/tillsyn/A 1076-2025 tillsynsbegäran.docx
@@ -537,7 +537,7 @@
     <w:r>
       <w:tab/>
       <w:tab/>
-      <w:t>2025-03-01</w:t>
+      <w:t>2025-03-02</w:t>
       <w:br/>
       <w:br/>
     </w:r>

--- a/tillsyn/A 1076-2025 tillsynsbegäran.docx
+++ b/tillsyn/A 1076-2025 tillsynsbegäran.docx
@@ -537,7 +537,7 @@
     <w:r>
       <w:tab/>
       <w:tab/>
-      <w:t>2025-03-02</w:t>
+      <w:t>2025-03-03</w:t>
       <w:br/>
       <w:br/>
     </w:r>

--- a/tillsyn/A 1076-2025 tillsynsbegäran.docx
+++ b/tillsyn/A 1076-2025 tillsynsbegäran.docx
@@ -537,7 +537,7 @@
     <w:r>
       <w:tab/>
       <w:tab/>
-      <w:t>2025-03-03</w:t>
+      <w:t>2025-03-04</w:t>
       <w:br/>
       <w:br/>
     </w:r>

--- a/tillsyn/A 1076-2025 tillsynsbegäran.docx
+++ b/tillsyn/A 1076-2025 tillsynsbegäran.docx
@@ -537,7 +537,7 @@
     <w:r>
       <w:tab/>
       <w:tab/>
-      <w:t>2025-03-04</w:t>
+      <w:t>2025-03-05</w:t>
       <w:br/>
       <w:br/>
     </w:r>

--- a/tillsyn/A 1076-2025 tillsynsbegäran.docx
+++ b/tillsyn/A 1076-2025 tillsynsbegäran.docx
@@ -537,7 +537,7 @@
     <w:r>
       <w:tab/>
       <w:tab/>
-      <w:t>2025-03-05</w:t>
+      <w:t>2025-03-06</w:t>
       <w:br/>
       <w:br/>
     </w:r>

--- a/tillsyn/A 1076-2025 tillsynsbegäran.docx
+++ b/tillsyn/A 1076-2025 tillsynsbegäran.docx
@@ -537,7 +537,7 @@
     <w:r>
       <w:tab/>
       <w:tab/>
-      <w:t>2025-03-06</w:t>
+      <w:t>2025-03-07</w:t>
       <w:br/>
       <w:br/>
     </w:r>

--- a/tillsyn/A 1076-2025 tillsynsbegäran.docx
+++ b/tillsyn/A 1076-2025 tillsynsbegäran.docx
@@ -537,7 +537,7 @@
     <w:r>
       <w:tab/>
       <w:tab/>
-      <w:t>2025-03-07</w:t>
+      <w:t>2025-03-08</w:t>
       <w:br/>
       <w:br/>
     </w:r>

--- a/tillsyn/A 1076-2025 tillsynsbegäran.docx
+++ b/tillsyn/A 1076-2025 tillsynsbegäran.docx
@@ -537,7 +537,7 @@
     <w:r>
       <w:tab/>
       <w:tab/>
-      <w:t>2025-03-08</w:t>
+      <w:t>2025-03-09</w:t>
       <w:br/>
       <w:br/>
     </w:r>

--- a/tillsyn/A 1076-2025 tillsynsbegäran.docx
+++ b/tillsyn/A 1076-2025 tillsynsbegäran.docx
@@ -537,7 +537,7 @@
     <w:r>
       <w:tab/>
       <w:tab/>
-      <w:t>2025-03-09</w:t>
+      <w:t>2025-03-10</w:t>
       <w:br/>
       <w:br/>
     </w:r>

--- a/tillsyn/A 1076-2025 tillsynsbegäran.docx
+++ b/tillsyn/A 1076-2025 tillsynsbegäran.docx
@@ -537,7 +537,7 @@
     <w:r>
       <w:tab/>
       <w:tab/>
-      <w:t>2025-03-10</w:t>
+      <w:t>2025-03-11</w:t>
       <w:br/>
       <w:br/>
     </w:r>

--- a/tillsyn/A 1076-2025 tillsynsbegäran.docx
+++ b/tillsyn/A 1076-2025 tillsynsbegäran.docx
@@ -537,7 +537,7 @@
     <w:r>
       <w:tab/>
       <w:tab/>
-      <w:t>2025-03-11</w:t>
+      <w:t>2025-03-12</w:t>
       <w:br/>
       <w:br/>
     </w:r>

--- a/tillsyn/A 1076-2025 tillsynsbegäran.docx
+++ b/tillsyn/A 1076-2025 tillsynsbegäran.docx
@@ -537,7 +537,7 @@
     <w:r>
       <w:tab/>
       <w:tab/>
-      <w:t>2025-03-12</w:t>
+      <w:t>2025-03-13</w:t>
       <w:br/>
       <w:br/>
     </w:r>

--- a/tillsyn/A 1076-2025 tillsynsbegäran.docx
+++ b/tillsyn/A 1076-2025 tillsynsbegäran.docx
@@ -537,7 +537,7 @@
     <w:r>
       <w:tab/>
       <w:tab/>
-      <w:t>2025-03-13</w:t>
+      <w:t>2025-03-14</w:t>
       <w:br/>
       <w:br/>
     </w:r>

--- a/tillsyn/A 1076-2025 tillsynsbegäran.docx
+++ b/tillsyn/A 1076-2025 tillsynsbegäran.docx
@@ -537,7 +537,7 @@
     <w:r>
       <w:tab/>
       <w:tab/>
-      <w:t>2025-03-14</w:t>
+      <w:t>2025-03-15</w:t>
       <w:br/>
       <w:br/>
     </w:r>

--- a/tillsyn/A 1076-2025 tillsynsbegäran.docx
+++ b/tillsyn/A 1076-2025 tillsynsbegäran.docx
@@ -537,7 +537,7 @@
     <w:r>
       <w:tab/>
       <w:tab/>
-      <w:t>2025-03-15</w:t>
+      <w:t>2025-03-16</w:t>
       <w:br/>
       <w:br/>
     </w:r>

--- a/tillsyn/A 1076-2025 tillsynsbegäran.docx
+++ b/tillsyn/A 1076-2025 tillsynsbegäran.docx
@@ -537,7 +537,7 @@
     <w:r>
       <w:tab/>
       <w:tab/>
-      <w:t>2025-03-16</w:t>
+      <w:t>2025-03-17</w:t>
       <w:br/>
       <w:br/>
     </w:r>

--- a/tillsyn/A 1076-2025 tillsynsbegäran.docx
+++ b/tillsyn/A 1076-2025 tillsynsbegäran.docx
@@ -537,7 +537,7 @@
     <w:r>
       <w:tab/>
       <w:tab/>
-      <w:t>2025-03-17</w:t>
+      <w:t>2025-03-18</w:t>
       <w:br/>
       <w:br/>
     </w:r>

--- a/tillsyn/A 1076-2025 tillsynsbegäran.docx
+++ b/tillsyn/A 1076-2025 tillsynsbegäran.docx
@@ -537,7 +537,7 @@
     <w:r>
       <w:tab/>
       <w:tab/>
-      <w:t>2025-03-18</w:t>
+      <w:t>2025-03-19</w:t>
       <w:br/>
       <w:br/>
     </w:r>

--- a/tillsyn/A 1076-2025 tillsynsbegäran.docx
+++ b/tillsyn/A 1076-2025 tillsynsbegäran.docx
@@ -537,7 +537,7 @@
     <w:r>
       <w:tab/>
       <w:tab/>
-      <w:t>2025-03-19</w:t>
+      <w:t>2025-03-20</w:t>
       <w:br/>
       <w:br/>
     </w:r>

--- a/tillsyn/A 1076-2025 tillsynsbegäran.docx
+++ b/tillsyn/A 1076-2025 tillsynsbegäran.docx
@@ -537,7 +537,7 @@
     <w:r>
       <w:tab/>
       <w:tab/>
-      <w:t>2025-03-20</w:t>
+      <w:t>2025-03-21</w:t>
       <w:br/>
       <w:br/>
     </w:r>

--- a/tillsyn/A 1076-2025 tillsynsbegäran.docx
+++ b/tillsyn/A 1076-2025 tillsynsbegäran.docx
@@ -537,7 +537,7 @@
     <w:r>
       <w:tab/>
       <w:tab/>
-      <w:t>2025-03-21</w:t>
+      <w:t>2025-03-22</w:t>
       <w:br/>
       <w:br/>
     </w:r>

--- a/tillsyn/A 1076-2025 tillsynsbegäran.docx
+++ b/tillsyn/A 1076-2025 tillsynsbegäran.docx
@@ -537,7 +537,7 @@
     <w:r>
       <w:tab/>
       <w:tab/>
-      <w:t>2025-03-22</w:t>
+      <w:t>2025-03-23</w:t>
       <w:br/>
       <w:br/>
     </w:r>

--- a/tillsyn/A 1076-2025 tillsynsbegäran.docx
+++ b/tillsyn/A 1076-2025 tillsynsbegäran.docx
@@ -537,7 +537,7 @@
     <w:r>
       <w:tab/>
       <w:tab/>
-      <w:t>2025-03-23</w:t>
+      <w:t>2025-03-24</w:t>
       <w:br/>
       <w:br/>
     </w:r>

--- a/tillsyn/A 1076-2025 tillsynsbegäran.docx
+++ b/tillsyn/A 1076-2025 tillsynsbegäran.docx
@@ -537,7 +537,7 @@
     <w:r>
       <w:tab/>
       <w:tab/>
-      <w:t>2025-03-24</w:t>
+      <w:t>2025-03-25</w:t>
       <w:br/>
       <w:br/>
     </w:r>

--- a/tillsyn/A 1076-2025 tillsynsbegäran.docx
+++ b/tillsyn/A 1076-2025 tillsynsbegäran.docx
@@ -537,7 +537,7 @@
     <w:r>
       <w:tab/>
       <w:tab/>
-      <w:t>2025-03-25</w:t>
+      <w:t>2025-03-26</w:t>
       <w:br/>
       <w:br/>
     </w:r>

--- a/tillsyn/A 1076-2025 tillsynsbegäran.docx
+++ b/tillsyn/A 1076-2025 tillsynsbegäran.docx
@@ -537,7 +537,7 @@
     <w:r>
       <w:tab/>
       <w:tab/>
-      <w:t>2025-03-26</w:t>
+      <w:t>2025-03-27</w:t>
       <w:br/>
       <w:br/>
     </w:r>

--- a/tillsyn/A 1076-2025 tillsynsbegäran.docx
+++ b/tillsyn/A 1076-2025 tillsynsbegäran.docx
@@ -537,7 +537,7 @@
     <w:r>
       <w:tab/>
       <w:tab/>
-      <w:t>2025-03-27</w:t>
+      <w:t>2025-03-28</w:t>
       <w:br/>
       <w:br/>
     </w:r>

--- a/tillsyn/A 1076-2025 tillsynsbegäran.docx
+++ b/tillsyn/A 1076-2025 tillsynsbegäran.docx
@@ -537,7 +537,7 @@
     <w:r>
       <w:tab/>
       <w:tab/>
-      <w:t>2025-03-28</w:t>
+      <w:t>2025-03-29</w:t>
       <w:br/>
       <w:br/>
     </w:r>

--- a/tillsyn/A 1076-2025 tillsynsbegäran.docx
+++ b/tillsyn/A 1076-2025 tillsynsbegäran.docx
@@ -537,7 +537,7 @@
     <w:r>
       <w:tab/>
       <w:tab/>
-      <w:t>2025-04-02</w:t>
+      <w:t>2025-04-03</w:t>
       <w:br/>
       <w:br/>
     </w:r>

--- a/tillsyn/A 1076-2025 tillsynsbegäran.docx
+++ b/tillsyn/A 1076-2025 tillsynsbegäran.docx
@@ -537,7 +537,7 @@
     <w:r>
       <w:tab/>
       <w:tab/>
-      <w:t>2025-04-03</w:t>
+      <w:t>2025-04-05</w:t>
       <w:br/>
       <w:br/>
     </w:r>

--- a/tillsyn/A 1076-2025 tillsynsbegäran.docx
+++ b/tillsyn/A 1076-2025 tillsynsbegäran.docx
@@ -537,7 +537,7 @@
     <w:r>
       <w:tab/>
       <w:tab/>
-      <w:t>2025-04-05</w:t>
+      <w:t>2025-04-06</w:t>
       <w:br/>
       <w:br/>
     </w:r>

--- a/tillsyn/A 1076-2025 tillsynsbegäran.docx
+++ b/tillsyn/A 1076-2025 tillsynsbegäran.docx
@@ -537,7 +537,7 @@
     <w:r>
       <w:tab/>
       <w:tab/>
-      <w:t>2025-04-06</w:t>
+      <w:t>2025-04-07</w:t>
       <w:br/>
       <w:br/>
     </w:r>

--- a/tillsyn/A 1076-2025 tillsynsbegäran.docx
+++ b/tillsyn/A 1076-2025 tillsynsbegäran.docx
@@ -537,7 +537,7 @@
     <w:r>
       <w:tab/>
       <w:tab/>
-      <w:t>2025-04-07</w:t>
+      <w:t>2025-04-08</w:t>
       <w:br/>
       <w:br/>
     </w:r>

--- a/tillsyn/A 1076-2025 tillsynsbegäran.docx
+++ b/tillsyn/A 1076-2025 tillsynsbegäran.docx
@@ -537,7 +537,7 @@
     <w:r>
       <w:tab/>
       <w:tab/>
-      <w:t>2025-04-08</w:t>
+      <w:t>2025-04-09</w:t>
       <w:br/>
       <w:br/>
     </w:r>

--- a/tillsyn/A 1076-2025 tillsynsbegäran.docx
+++ b/tillsyn/A 1076-2025 tillsynsbegäran.docx
@@ -88,6 +88,28 @@
       </w:pPr>
       <w:r>
         <w:t>Figur 1. Fyndplatser för naturvårdsarter i det avverkningsanmälda området (röd linje). Markörer utan svart kant är placerade på fyndplatsen. Markörer med svart kant är placerade vid sidan av fyndplatsen och har ett svart streck som visar fyndplatsens exakta position. Kartans mittpunktskoordinat är N 6365983, E 514753 i SWEREF 99 TM.</w:t>
+      </w:r>
+    </w:p>
+    <w:p>
+      <w:r>
+        <w:rPr>
+          <w:b/>
+        </w:rPr>
+        <w:t xml:space="preserve">Grönpyrola </w:t>
+      </w:r>
+      <w:r>
+        <w:t>växer främst på sandig, torr eller frisk mark i äldre barrskog, ofta på isälvsmaterial såsom sand och grus. Den påträffas främst i äldre naturligt uppkomna barrskogar, exempelvis på tallmoar, i åssluttningar, dyner och rasbranter. Arten är känslig för skogsbruksmetoder såsom slutavverkning och markberedning (Nitare &amp; Skogsstyrelsen, 2019).</w:t>
+      </w:r>
+    </w:p>
+    <w:p>
+      <w:r>
+        <w:rPr>
+          <w:b/>
+        </w:rPr>
+        <w:t xml:space="preserve">Motaggsvamp (NT) </w:t>
+      </w:r>
+      <w:r>
+        <w:t>bildar mykorrhiza med tall i tallskog och hittas huvudsakligen i äldre, glesare skogsbestånd och hällmarksimpediment. Arten hotas främst av skogsavverkning och tycks försvinna efter slutavverkning, markberedning och plantering (SLU Artdatabanken, 2024).</w:t>
       </w:r>
     </w:p>
     <w:p>
@@ -310,7 +332,7 @@
         <w:t xml:space="preserve">Level and pattern of overstory retention interact to shape long-term responses of understories to timber harvest. </w:t>
       </w:r>
       <w:r>
-        <w:t xml:space="preserve">Ecological Applications, 22, 2049–2064 </w:t>
+        <w:t>Ecological Applications, 22, 2049–2064</w:t>
       </w:r>
     </w:p>
     <w:p>
@@ -537,7 +559,7 @@
     <w:r>
       <w:tab/>
       <w:tab/>
-      <w:t>2025-04-09</w:t>
+      <w:t>2025-04-10</w:t>
       <w:br/>
       <w:br/>
     </w:r>

--- a/tillsyn/A 1076-2025 tillsynsbegäran.docx
+++ b/tillsyn/A 1076-2025 tillsynsbegäran.docx
@@ -559,7 +559,7 @@
     <w:r>
       <w:tab/>
       <w:tab/>
-      <w:t>2025-04-10</w:t>
+      <w:t>2025-04-11</w:t>
       <w:br/>
       <w:br/>
     </w:r>

--- a/tillsyn/A 1076-2025 tillsynsbegäran.docx
+++ b/tillsyn/A 1076-2025 tillsynsbegäran.docx
@@ -559,7 +559,7 @@
     <w:r>
       <w:tab/>
       <w:tab/>
-      <w:t>2025-04-11</w:t>
+      <w:t>2025-04-12</w:t>
       <w:br/>
       <w:br/>
     </w:r>

--- a/tillsyn/A 1076-2025 tillsynsbegäran.docx
+++ b/tillsyn/A 1076-2025 tillsynsbegäran.docx
@@ -559,7 +559,7 @@
     <w:r>
       <w:tab/>
       <w:tab/>
-      <w:t>2025-04-12</w:t>
+      <w:t>2025-04-13</w:t>
       <w:br/>
       <w:br/>
     </w:r>

--- a/tillsyn/A 1076-2025 tillsynsbegäran.docx
+++ b/tillsyn/A 1076-2025 tillsynsbegäran.docx
@@ -559,7 +559,7 @@
     <w:r>
       <w:tab/>
       <w:tab/>
-      <w:t>2025-04-13</w:t>
+      <w:t>2025-04-14</w:t>
       <w:br/>
       <w:br/>
     </w:r>

--- a/tillsyn/A 1076-2025 tillsynsbegäran.docx
+++ b/tillsyn/A 1076-2025 tillsynsbegäran.docx
@@ -559,7 +559,7 @@
     <w:r>
       <w:tab/>
       <w:tab/>
-      <w:t>2025-04-14</w:t>
+      <w:t>2025-04-15</w:t>
       <w:br/>
       <w:br/>
     </w:r>

--- a/tillsyn/A 1076-2025 tillsynsbegäran.docx
+++ b/tillsyn/A 1076-2025 tillsynsbegäran.docx
@@ -559,7 +559,7 @@
     <w:r>
       <w:tab/>
       <w:tab/>
-      <w:t>2025-04-15</w:t>
+      <w:t>2025-04-16</w:t>
       <w:br/>
       <w:br/>
     </w:r>

--- a/tillsyn/A 1076-2025 tillsynsbegäran.docx
+++ b/tillsyn/A 1076-2025 tillsynsbegäran.docx
@@ -559,7 +559,7 @@
     <w:r>
       <w:tab/>
       <w:tab/>
-      <w:t>2025-04-16</w:t>
+      <w:t>2025-04-17</w:t>
       <w:br/>
       <w:br/>
     </w:r>

--- a/tillsyn/A 1076-2025 tillsynsbegäran.docx
+++ b/tillsyn/A 1076-2025 tillsynsbegäran.docx
@@ -559,7 +559,7 @@
     <w:r>
       <w:tab/>
       <w:tab/>
-      <w:t>2025-04-17</w:t>
+      <w:t>2025-04-18</w:t>
       <w:br/>
       <w:br/>
     </w:r>

--- a/tillsyn/A 1076-2025 tillsynsbegäran.docx
+++ b/tillsyn/A 1076-2025 tillsynsbegäran.docx
@@ -559,7 +559,7 @@
     <w:r>
       <w:tab/>
       <w:tab/>
-      <w:t>2025-04-18</w:t>
+      <w:t>2025-04-19</w:t>
       <w:br/>
       <w:br/>
     </w:r>

--- a/tillsyn/A 1076-2025 tillsynsbegäran.docx
+++ b/tillsyn/A 1076-2025 tillsynsbegäran.docx
@@ -559,7 +559,7 @@
     <w:r>
       <w:tab/>
       <w:tab/>
-      <w:t>2025-05-03</w:t>
+      <w:t>2025-05-04</w:t>
       <w:br/>
       <w:br/>
     </w:r>

--- a/tillsyn/A 1076-2025 tillsynsbegäran.docx
+++ b/tillsyn/A 1076-2025 tillsynsbegäran.docx
@@ -559,7 +559,7 @@
     <w:r>
       <w:tab/>
       <w:tab/>
-      <w:t>2025-05-04</w:t>
+      <w:t>2025-05-06</w:t>
       <w:br/>
       <w:br/>
     </w:r>

--- a/tillsyn/A 1076-2025 tillsynsbegäran.docx
+++ b/tillsyn/A 1076-2025 tillsynsbegäran.docx
@@ -559,7 +559,7 @@
     <w:r>
       <w:tab/>
       <w:tab/>
-      <w:t>2025-05-06</w:t>
+      <w:t>2025-05-07</w:t>
       <w:br/>
       <w:br/>
     </w:r>

--- a/tillsyn/A 1076-2025 tillsynsbegäran.docx
+++ b/tillsyn/A 1076-2025 tillsynsbegäran.docx
@@ -559,7 +559,7 @@
     <w:r>
       <w:tab/>
       <w:tab/>
-      <w:t>2025-05-07</w:t>
+      <w:t>2025-05-08</w:t>
       <w:br/>
       <w:br/>
     </w:r>

--- a/tillsyn/A 1076-2025 tillsynsbegäran.docx
+++ b/tillsyn/A 1076-2025 tillsynsbegäran.docx
@@ -559,7 +559,7 @@
     <w:r>
       <w:tab/>
       <w:tab/>
-      <w:t>2025-05-08</w:t>
+      <w:t>2025-05-09</w:t>
       <w:br/>
       <w:br/>
     </w:r>

--- a/tillsyn/A 1076-2025 tillsynsbegäran.docx
+++ b/tillsyn/A 1076-2025 tillsynsbegäran.docx
@@ -559,7 +559,7 @@
     <w:r>
       <w:tab/>
       <w:tab/>
-      <w:t>2025-05-09</w:t>
+      <w:t>2025-05-10</w:t>
       <w:br/>
       <w:br/>
     </w:r>

--- a/tillsyn/A 1076-2025 tillsynsbegäran.docx
+++ b/tillsyn/A 1076-2025 tillsynsbegäran.docx
@@ -559,7 +559,7 @@
     <w:r>
       <w:tab/>
       <w:tab/>
-      <w:t>2025-05-10</w:t>
+      <w:t>2025-05-11</w:t>
       <w:br/>
       <w:br/>
     </w:r>

--- a/tillsyn/A 1076-2025 tillsynsbegäran.docx
+++ b/tillsyn/A 1076-2025 tillsynsbegäran.docx
@@ -559,7 +559,7 @@
     <w:r>
       <w:tab/>
       <w:tab/>
-      <w:t>2025-05-11</w:t>
+      <w:t>2025-05-12</w:t>
       <w:br/>
       <w:br/>
     </w:r>

--- a/tillsyn/A 1076-2025 tillsynsbegäran.docx
+++ b/tillsyn/A 1076-2025 tillsynsbegäran.docx
@@ -559,7 +559,7 @@
     <w:r>
       <w:tab/>
       <w:tab/>
-      <w:t>2025-05-12</w:t>
+      <w:t>2025-05-13</w:t>
       <w:br/>
       <w:br/>
     </w:r>

--- a/tillsyn/A 1076-2025 tillsynsbegäran.docx
+++ b/tillsyn/A 1076-2025 tillsynsbegäran.docx
@@ -559,7 +559,7 @@
     <w:r>
       <w:tab/>
       <w:tab/>
-      <w:t>2025-05-13</w:t>
+      <w:t>2025-05-14</w:t>
       <w:br/>
       <w:br/>
     </w:r>

--- a/tillsyn/A 1076-2025 tillsynsbegäran.docx
+++ b/tillsyn/A 1076-2025 tillsynsbegäran.docx
@@ -559,7 +559,7 @@
     <w:r>
       <w:tab/>
       <w:tab/>
-      <w:t>2025-05-14</w:t>
+      <w:t>2025-05-15</w:t>
       <w:br/>
       <w:br/>
     </w:r>

--- a/tillsyn/A 1076-2025 tillsynsbegäran.docx
+++ b/tillsyn/A 1076-2025 tillsynsbegäran.docx
@@ -559,7 +559,7 @@
     <w:r>
       <w:tab/>
       <w:tab/>
-      <w:t>2025-05-15</w:t>
+      <w:t>2025-05-16</w:t>
       <w:br/>
       <w:br/>
     </w:r>

--- a/tillsyn/A 1076-2025 tillsynsbegäran.docx
+++ b/tillsyn/A 1076-2025 tillsynsbegäran.docx
@@ -559,7 +559,7 @@
     <w:r>
       <w:tab/>
       <w:tab/>
-      <w:t>2025-05-16</w:t>
+      <w:t>2025-05-17</w:t>
       <w:br/>
       <w:br/>
     </w:r>

--- a/tillsyn/A 1076-2025 tillsynsbegäran.docx
+++ b/tillsyn/A 1076-2025 tillsynsbegäran.docx
@@ -559,7 +559,7 @@
     <w:r>
       <w:tab/>
       <w:tab/>
-      <w:t>2025-05-17</w:t>
+      <w:t>2025-05-18</w:t>
       <w:br/>
       <w:br/>
     </w:r>

--- a/tillsyn/A 1076-2025 tillsynsbegäran.docx
+++ b/tillsyn/A 1076-2025 tillsynsbegäran.docx
@@ -559,7 +559,7 @@
     <w:r>
       <w:tab/>
       <w:tab/>
-      <w:t>2025-05-18</w:t>
+      <w:t>2025-05-19</w:t>
       <w:br/>
       <w:br/>
     </w:r>

--- a/tillsyn/A 1076-2025 tillsynsbegäran.docx
+++ b/tillsyn/A 1076-2025 tillsynsbegäran.docx
@@ -559,7 +559,7 @@
     <w:r>
       <w:tab/>
       <w:tab/>
-      <w:t>2025-05-19</w:t>
+      <w:t>2025-05-20</w:t>
       <w:br/>
       <w:br/>
     </w:r>

--- a/tillsyn/A 1076-2025 tillsynsbegäran.docx
+++ b/tillsyn/A 1076-2025 tillsynsbegäran.docx
@@ -559,7 +559,7 @@
     <w:r>
       <w:tab/>
       <w:tab/>
-      <w:t>2025-05-20</w:t>
+      <w:t>2025-05-21</w:t>
       <w:br/>
       <w:br/>
     </w:r>

--- a/tillsyn/A 1076-2025 tillsynsbegäran.docx
+++ b/tillsyn/A 1076-2025 tillsynsbegäran.docx
@@ -559,7 +559,7 @@
     <w:r>
       <w:tab/>
       <w:tab/>
-      <w:t>2025-05-21</w:t>
+      <w:t>2025-05-22</w:t>
       <w:br/>
       <w:br/>
     </w:r>

--- a/tillsyn/A 1076-2025 tillsynsbegäran.docx
+++ b/tillsyn/A 1076-2025 tillsynsbegäran.docx
@@ -559,7 +559,7 @@
     <w:r>
       <w:tab/>
       <w:tab/>
-      <w:t>2025-05-22</w:t>
+      <w:t>2025-05-23</w:t>
       <w:br/>
       <w:br/>
     </w:r>

--- a/tillsyn/A 1076-2025 tillsynsbegäran.docx
+++ b/tillsyn/A 1076-2025 tillsynsbegäran.docx
@@ -559,7 +559,7 @@
     <w:r>
       <w:tab/>
       <w:tab/>
-      <w:t>2025-05-23</w:t>
+      <w:t>2025-05-24</w:t>
       <w:br/>
       <w:br/>
     </w:r>

--- a/tillsyn/A 1076-2025 tillsynsbegäran.docx
+++ b/tillsyn/A 1076-2025 tillsynsbegäran.docx
@@ -559,7 +559,7 @@
     <w:r>
       <w:tab/>
       <w:tab/>
-      <w:t>2025-05-24</w:t>
+      <w:t>2025-05-25</w:t>
       <w:br/>
       <w:br/>
     </w:r>

--- a/tillsyn/A 1076-2025 tillsynsbegäran.docx
+++ b/tillsyn/A 1076-2025 tillsynsbegäran.docx
@@ -559,7 +559,7 @@
     <w:r>
       <w:tab/>
       <w:tab/>
-      <w:t>2025-05-25</w:t>
+      <w:t>2025-05-26</w:t>
       <w:br/>
       <w:br/>
     </w:r>

--- a/tillsyn/A 1076-2025 tillsynsbegäran.docx
+++ b/tillsyn/A 1076-2025 tillsynsbegäran.docx
@@ -559,7 +559,7 @@
     <w:r>
       <w:tab/>
       <w:tab/>
-      <w:t>2025-05-26</w:t>
+      <w:t>2025-05-27</w:t>
       <w:br/>
       <w:br/>
     </w:r>

--- a/tillsyn/A 1076-2025 tillsynsbegäran.docx
+++ b/tillsyn/A 1076-2025 tillsynsbegäran.docx
@@ -559,7 +559,7 @@
     <w:r>
       <w:tab/>
       <w:tab/>
-      <w:t>2025-05-27</w:t>
+      <w:t>2025-05-30</w:t>
       <w:br/>
       <w:br/>
     </w:r>

--- a/tillsyn/A 1076-2025 tillsynsbegäran.docx
+++ b/tillsyn/A 1076-2025 tillsynsbegäran.docx
@@ -559,7 +559,7 @@
     <w:r>
       <w:tab/>
       <w:tab/>
-      <w:t>2025-05-30</w:t>
+      <w:t>2025-06-01</w:t>
       <w:br/>
       <w:br/>
     </w:r>

--- a/tillsyn/A 1076-2025 tillsynsbegäran.docx
+++ b/tillsyn/A 1076-2025 tillsynsbegäran.docx
@@ -559,7 +559,7 @@
     <w:r>
       <w:tab/>
       <w:tab/>
-      <w:t>2025-06-01</w:t>
+      <w:t>2025-06-02</w:t>
       <w:br/>
       <w:br/>
     </w:r>

--- a/tillsyn/A 1076-2025 tillsynsbegäran.docx
+++ b/tillsyn/A 1076-2025 tillsynsbegäran.docx
@@ -559,7 +559,7 @@
     <w:r>
       <w:tab/>
       <w:tab/>
-      <w:t>2025-06-02</w:t>
+      <w:t>2025-06-03</w:t>
       <w:br/>
       <w:br/>
     </w:r>

--- a/tillsyn/A 1076-2025 tillsynsbegäran.docx
+++ b/tillsyn/A 1076-2025 tillsynsbegäran.docx
@@ -559,7 +559,7 @@
     <w:r>
       <w:tab/>
       <w:tab/>
-      <w:t>2025-06-03</w:t>
+      <w:t>2025-06-04</w:t>
       <w:br/>
       <w:br/>
     </w:r>

--- a/tillsyn/A 1076-2025 tillsynsbegäran.docx
+++ b/tillsyn/A 1076-2025 tillsynsbegäran.docx
@@ -559,7 +559,7 @@
     <w:r>
       <w:tab/>
       <w:tab/>
-      <w:t>2025-06-04</w:t>
+      <w:t>2025-06-05</w:t>
       <w:br/>
       <w:br/>
     </w:r>

--- a/tillsyn/A 1076-2025 tillsynsbegäran.docx
+++ b/tillsyn/A 1076-2025 tillsynsbegäran.docx
@@ -559,7 +559,7 @@
     <w:r>
       <w:tab/>
       <w:tab/>
-      <w:t>2025-06-05</w:t>
+      <w:t>2025-06-13</w:t>
       <w:br/>
       <w:br/>
     </w:r>

--- a/tillsyn/A 1076-2025 tillsynsbegäran.docx
+++ b/tillsyn/A 1076-2025 tillsynsbegäran.docx
@@ -559,7 +559,7 @@
     <w:r>
       <w:tab/>
       <w:tab/>
-      <w:t>2025-06-13</w:t>
+      <w:t>2025-06-15</w:t>
       <w:br/>
       <w:br/>
     </w:r>

--- a/tillsyn/A 1076-2025 tillsynsbegäran.docx
+++ b/tillsyn/A 1076-2025 tillsynsbegäran.docx
@@ -559,7 +559,7 @@
     <w:r>
       <w:tab/>
       <w:tab/>
-      <w:t>2025-06-15</w:t>
+      <w:t>2025-06-16</w:t>
       <w:br/>
       <w:br/>
     </w:r>

--- a/tillsyn/A 1076-2025 tillsynsbegäran.docx
+++ b/tillsyn/A 1076-2025 tillsynsbegäran.docx
@@ -559,7 +559,7 @@
     <w:r>
       <w:tab/>
       <w:tab/>
-      <w:t>2025-06-16</w:t>
+      <w:t>2025-06-17</w:t>
       <w:br/>
       <w:br/>
     </w:r>

--- a/tillsyn/A 1076-2025 tillsynsbegäran.docx
+++ b/tillsyn/A 1076-2025 tillsynsbegäran.docx
@@ -559,7 +559,7 @@
     <w:r>
       <w:tab/>
       <w:tab/>
-      <w:t>2025-06-17</w:t>
+      <w:t>2025-06-18</w:t>
       <w:br/>
       <w:br/>
     </w:r>

--- a/tillsyn/A 1076-2025 tillsynsbegäran.docx
+++ b/tillsyn/A 1076-2025 tillsynsbegäran.docx
@@ -559,7 +559,7 @@
     <w:r>
       <w:tab/>
       <w:tab/>
-      <w:t>2025-06-18</w:t>
+      <w:t>2025-06-19</w:t>
       <w:br/>
       <w:br/>
     </w:r>

--- a/tillsyn/A 1076-2025 tillsynsbegäran.docx
+++ b/tillsyn/A 1076-2025 tillsynsbegäran.docx
@@ -559,7 +559,7 @@
     <w:r>
       <w:tab/>
       <w:tab/>
-      <w:t>2025-06-19</w:t>
+      <w:t>2025-06-20</w:t>
       <w:br/>
       <w:br/>
     </w:r>

--- a/tillsyn/A 1076-2025 tillsynsbegäran.docx
+++ b/tillsyn/A 1076-2025 tillsynsbegäran.docx
@@ -559,7 +559,7 @@
     <w:r>
       <w:tab/>
       <w:tab/>
-      <w:t>2025-06-20</w:t>
+      <w:t>2025-06-21</w:t>
       <w:br/>
       <w:br/>
     </w:r>

--- a/tillsyn/A 1076-2025 tillsynsbegäran.docx
+++ b/tillsyn/A 1076-2025 tillsynsbegäran.docx
@@ -559,7 +559,7 @@
     <w:r>
       <w:tab/>
       <w:tab/>
-      <w:t>2025-06-21</w:t>
+      <w:t>2025-06-22</w:t>
       <w:br/>
       <w:br/>
     </w:r>

--- a/tillsyn/A 1076-2025 tillsynsbegäran.docx
+++ b/tillsyn/A 1076-2025 tillsynsbegäran.docx
@@ -559,7 +559,7 @@
     <w:r>
       <w:tab/>
       <w:tab/>
-      <w:t>2025-06-22</w:t>
+      <w:t>2025-06-23</w:t>
       <w:br/>
       <w:br/>
     </w:r>

--- a/tillsyn/A 1076-2025 tillsynsbegäran.docx
+++ b/tillsyn/A 1076-2025 tillsynsbegäran.docx
@@ -559,7 +559,7 @@
     <w:r>
       <w:tab/>
       <w:tab/>
-      <w:t>2025-06-23</w:t>
+      <w:t>2025-06-24</w:t>
       <w:br/>
       <w:br/>
     </w:r>

--- a/tillsyn/A 1076-2025 tillsynsbegäran.docx
+++ b/tillsyn/A 1076-2025 tillsynsbegäran.docx
@@ -559,7 +559,7 @@
     <w:r>
       <w:tab/>
       <w:tab/>
-      <w:t>2025-06-24</w:t>
+      <w:t>2025-06-25</w:t>
       <w:br/>
       <w:br/>
     </w:r>

--- a/tillsyn/A 1076-2025 tillsynsbegäran.docx
+++ b/tillsyn/A 1076-2025 tillsynsbegäran.docx
@@ -559,7 +559,7 @@
     <w:r>
       <w:tab/>
       <w:tab/>
-      <w:t>2025-06-25</w:t>
+      <w:t>2025-06-26</w:t>
       <w:br/>
       <w:br/>
     </w:r>

--- a/tillsyn/A 1076-2025 tillsynsbegäran.docx
+++ b/tillsyn/A 1076-2025 tillsynsbegäran.docx
@@ -559,7 +559,7 @@
     <w:r>
       <w:tab/>
       <w:tab/>
-      <w:t>2025-06-26</w:t>
+      <w:t>2025-06-27</w:t>
       <w:br/>
       <w:br/>
     </w:r>

--- a/tillsyn/A 1076-2025 tillsynsbegäran.docx
+++ b/tillsyn/A 1076-2025 tillsynsbegäran.docx
@@ -559,7 +559,7 @@
     <w:r>
       <w:tab/>
       <w:tab/>
-      <w:t>2025-06-27</w:t>
+      <w:t>2025-06-28</w:t>
       <w:br/>
       <w:br/>
     </w:r>

--- a/tillsyn/A 1076-2025 tillsynsbegäran.docx
+++ b/tillsyn/A 1076-2025 tillsynsbegäran.docx
@@ -559,7 +559,7 @@
     <w:r>
       <w:tab/>
       <w:tab/>
-      <w:t>2025-06-28</w:t>
+      <w:t>2025-06-29</w:t>
       <w:br/>
       <w:br/>
     </w:r>

--- a/tillsyn/A 1076-2025 tillsynsbegäran.docx
+++ b/tillsyn/A 1076-2025 tillsynsbegäran.docx
@@ -559,7 +559,7 @@
     <w:r>
       <w:tab/>
       <w:tab/>
-      <w:t>2025-06-29</w:t>
+      <w:t>2025-06-30</w:t>
       <w:br/>
       <w:br/>
     </w:r>

--- a/tillsyn/A 1076-2025 tillsynsbegäran.docx
+++ b/tillsyn/A 1076-2025 tillsynsbegäran.docx
@@ -559,7 +559,7 @@
     <w:r>
       <w:tab/>
       <w:tab/>
-      <w:t>2025-06-30</w:t>
+      <w:t>2025-07-01</w:t>
       <w:br/>
       <w:br/>
     </w:r>

--- a/tillsyn/A 1076-2025 tillsynsbegäran.docx
+++ b/tillsyn/A 1076-2025 tillsynsbegäran.docx
@@ -559,7 +559,7 @@
     <w:r>
       <w:tab/>
       <w:tab/>
-      <w:t>2025-07-01</w:t>
+      <w:t>2025-07-02</w:t>
       <w:br/>
       <w:br/>
     </w:r>

--- a/tillsyn/A 1076-2025 tillsynsbegäran.docx
+++ b/tillsyn/A 1076-2025 tillsynsbegäran.docx
@@ -559,7 +559,7 @@
     <w:r>
       <w:tab/>
       <w:tab/>
-      <w:t>2025-07-02</w:t>
+      <w:t>2025-07-03</w:t>
       <w:br/>
       <w:br/>
     </w:r>

--- a/tillsyn/A 1076-2025 tillsynsbegäran.docx
+++ b/tillsyn/A 1076-2025 tillsynsbegäran.docx
@@ -559,7 +559,7 @@
     <w:r>
       <w:tab/>
       <w:tab/>
-      <w:t>2025-07-03</w:t>
+      <w:t>2025-07-04</w:t>
       <w:br/>
       <w:br/>
     </w:r>

--- a/tillsyn/A 1076-2025 tillsynsbegäran.docx
+++ b/tillsyn/A 1076-2025 tillsynsbegäran.docx
@@ -559,7 +559,7 @@
     <w:r>
       <w:tab/>
       <w:tab/>
-      <w:t>2025-07-04</w:t>
+      <w:t>2025-07-05</w:t>
       <w:br/>
       <w:br/>
     </w:r>

--- a/tillsyn/A 1076-2025 tillsynsbegäran.docx
+++ b/tillsyn/A 1076-2025 tillsynsbegäran.docx
@@ -559,7 +559,7 @@
     <w:r>
       <w:tab/>
       <w:tab/>
-      <w:t>2025-07-05</w:t>
+      <w:t>2025-07-06</w:t>
       <w:br/>
       <w:br/>
     </w:r>

--- a/tillsyn/A 1076-2025 tillsynsbegäran.docx
+++ b/tillsyn/A 1076-2025 tillsynsbegäran.docx
@@ -559,7 +559,7 @@
     <w:r>
       <w:tab/>
       <w:tab/>
-      <w:t>2025-07-06</w:t>
+      <w:t>2025-07-07</w:t>
       <w:br/>
       <w:br/>
     </w:r>

--- a/tillsyn/A 1076-2025 tillsynsbegäran.docx
+++ b/tillsyn/A 1076-2025 tillsynsbegäran.docx
@@ -559,7 +559,7 @@
     <w:r>
       <w:tab/>
       <w:tab/>
-      <w:t>2025-07-07</w:t>
+      <w:t>2025-07-08</w:t>
       <w:br/>
       <w:br/>
     </w:r>

--- a/tillsyn/A 1076-2025 tillsynsbegäran.docx
+++ b/tillsyn/A 1076-2025 tillsynsbegäran.docx
@@ -559,7 +559,7 @@
     <w:r>
       <w:tab/>
       <w:tab/>
-      <w:t>2025-07-08</w:t>
+      <w:t>2025-07-09</w:t>
       <w:br/>
       <w:br/>
     </w:r>

--- a/tillsyn/A 1076-2025 tillsynsbegäran.docx
+++ b/tillsyn/A 1076-2025 tillsynsbegäran.docx
@@ -559,7 +559,7 @@
     <w:r>
       <w:tab/>
       <w:tab/>
-      <w:t>2025-07-09</w:t>
+      <w:t>2025-07-11</w:t>
       <w:br/>
       <w:br/>
     </w:r>

--- a/tillsyn/A 1076-2025 tillsynsbegäran.docx
+++ b/tillsyn/A 1076-2025 tillsynsbegäran.docx
@@ -559,7 +559,7 @@
     <w:r>
       <w:tab/>
       <w:tab/>
-      <w:t>2025-07-11</w:t>
+      <w:t>2025-07-12</w:t>
       <w:br/>
       <w:br/>
     </w:r>

--- a/tillsyn/A 1076-2025 tillsynsbegäran.docx
+++ b/tillsyn/A 1076-2025 tillsynsbegäran.docx
@@ -559,7 +559,7 @@
     <w:r>
       <w:tab/>
       <w:tab/>
-      <w:t>2025-07-12</w:t>
+      <w:t>2025-07-13</w:t>
       <w:br/>
       <w:br/>
     </w:r>

--- a/tillsyn/A 1076-2025 tillsynsbegäran.docx
+++ b/tillsyn/A 1076-2025 tillsynsbegäran.docx
@@ -559,7 +559,7 @@
     <w:r>
       <w:tab/>
       <w:tab/>
-      <w:t>2025-07-13</w:t>
+      <w:t>2025-07-14</w:t>
       <w:br/>
       <w:br/>
     </w:r>

--- a/tillsyn/A 1076-2025 tillsynsbegäran.docx
+++ b/tillsyn/A 1076-2025 tillsynsbegäran.docx
@@ -597,7 +597,7 @@
     <w:r>
       <w:tab/>
       <w:tab/>
-      <w:t>2025-08-06</w:t>
+      <w:t>2025-08-09</w:t>
       <w:br/>
       <w:br/>
     </w:r>
